--- a/Rapports_mensuels/Mois2026_06/ipc_note_10_ar_2026_06.docx
+++ b/Rapports_mensuels/Mois2026_06/ipc_note_10_ar_2026_06.docx
@@ -167,13 +167,366 @@
           <w:b/>
           <w:bCs/>
         </w:rPr>
-        <w:t xml:space="preserve">خدمات تقديم الطعام</w:t>
+        <w:t xml:space="preserve">المياه المعدنية، والمشروبات الغازية، وعصائر الفاكهة والخضراوات (بدون تاريخ)</w:t>
+      </w:r>
+      <w:r>
+        <w:t xml:space="preserve">ب0,2% ‏ و</w:t>
       </w:r>
       <w:r>
         <w:t xml:space="preserve"> </w:t>
       </w:r>
       <w:r>
-        <w:t xml:space="preserve">،</w:t>
+        <w:rPr>
+          <w:b/>
+          <w:bCs/>
+        </w:rPr>
+        <w:t xml:space="preserve">اللحم</w:t>
+      </w:r>
+      <w:r>
+        <w:t xml:space="preserve">ب0,1% ‏</w:t>
+      </w:r>
+    </w:p>
+    <w:p>
+      <w:pPr>
+        <w:pStyle w:val="ipccorps"/>
+      </w:pPr>
+      <w:r>
+        <w:t xml:space="preserve">في حين، ارتفع التغير الشهري للرقم الاستدلالي للمواد غير الغذائية ب (-0.1% ) جراء زيادة أثمان الأقسام التالية:</w:t>
+      </w:r>
+      <w:r>
+        <w:t xml:space="preserve"> </w:t>
+      </w:r>
+      <w:r>
+        <w:rPr>
+          <w:b/>
+          <w:bCs/>
+        </w:rPr>
+        <w:t xml:space="preserve">المطاعم والفنادق</w:t>
+      </w:r>
+      <w:r>
+        <w:t xml:space="preserve">ب1,2% ‏،</w:t>
+      </w:r>
+      <w:r>
+        <w:t xml:space="preserve"> </w:t>
+      </w:r>
+      <w:r>
+        <w:rPr>
+          <w:b/>
+          <w:bCs/>
+        </w:rPr>
+        <w:t xml:space="preserve">سلع وخدمات متنوعة</w:t>
+      </w:r>
+      <w:r>
+        <w:t xml:space="preserve">ب0,2% ‏ و</w:t>
+      </w:r>
+      <w:r>
+        <w:t xml:space="preserve"> </w:t>
+      </w:r>
+      <w:r>
+        <w:rPr>
+          <w:b/>
+          <w:bCs/>
+        </w:rPr>
+        <w:t xml:space="preserve">السكن، والمياه، والغاز، والكهرباء، وأنواع الوقود الأخرى</w:t>
+      </w:r>
+      <w:r>
+        <w:t xml:space="preserve"> </w:t>
+      </w:r>
+      <w:r>
+        <w:t xml:space="preserve">و</w:t>
+      </w:r>
+      <w:r>
+        <w:t xml:space="preserve"> </w:t>
+      </w:r>
+      <w:r>
+        <w:rPr>
+          <w:b/>
+          <w:bCs/>
+        </w:rPr>
+        <w:t xml:space="preserve">صحة</w:t>
+      </w:r>
+      <w:r>
+        <w:t xml:space="preserve">ب0,1% ‏ . NA NA NA ارتفع التغير الشهري للرقم الاستدلالي للمواد غير الغذائية ب (-0.1% ) جراء زيادة أثمان الأقسام التالية:</w:t>
+      </w:r>
+      <w:r>
+        <w:t xml:space="preserve"> </w:t>
+      </w:r>
+      <w:r>
+        <w:rPr>
+          <w:b/>
+          <w:bCs/>
+        </w:rPr>
+        <w:t xml:space="preserve">المطاعم والفنادق</w:t>
+      </w:r>
+      <w:r>
+        <w:t xml:space="preserve">ب1,2% ‏،</w:t>
+      </w:r>
+      <w:r>
+        <w:t xml:space="preserve"> </w:t>
+      </w:r>
+      <w:r>
+        <w:rPr>
+          <w:b/>
+          <w:bCs/>
+        </w:rPr>
+        <w:t xml:space="preserve">سلع وخدمات متنوعة</w:t>
+      </w:r>
+      <w:r>
+        <w:t xml:space="preserve">ب0,2% ‏ و</w:t>
+      </w:r>
+      <w:r>
+        <w:t xml:space="preserve"> </w:t>
+      </w:r>
+      <w:r>
+        <w:rPr>
+          <w:b/>
+          <w:bCs/>
+        </w:rPr>
+        <w:t xml:space="preserve">السكن، والمياه، والغاز، والكهرباء، وأنواع الوقود الأخرى</w:t>
+      </w:r>
+      <w:r>
+        <w:t xml:space="preserve"> </w:t>
+      </w:r>
+      <w:r>
+        <w:t xml:space="preserve">و</w:t>
+      </w:r>
+      <w:r>
+        <w:t xml:space="preserve"> </w:t>
+      </w:r>
+      <w:r>
+        <w:rPr>
+          <w:b/>
+          <w:bCs/>
+        </w:rPr>
+        <w:t xml:space="preserve">صحة</w:t>
+      </w:r>
+      <w:r>
+        <w:t xml:space="preserve">ب0,1% ‏ . ارتفع التغير الشهري للرقم الاستدلالي للمواد غير الغذائية ب (-0.1% ) جراء زيادة أثمان الأقسام التالية:</w:t>
+      </w:r>
+      <w:r>
+        <w:t xml:space="preserve"> </w:t>
+      </w:r>
+      <w:r>
+        <w:rPr>
+          <w:b/>
+          <w:bCs/>
+        </w:rPr>
+        <w:t xml:space="preserve">المطاعم والفنادق</w:t>
+      </w:r>
+      <w:r>
+        <w:t xml:space="preserve">ب1,2% ‏،</w:t>
+      </w:r>
+      <w:r>
+        <w:t xml:space="preserve"> </w:t>
+      </w:r>
+      <w:r>
+        <w:rPr>
+          <w:b/>
+          <w:bCs/>
+        </w:rPr>
+        <w:t xml:space="preserve">سلع وخدمات متنوعة</w:t>
+      </w:r>
+      <w:r>
+        <w:t xml:space="preserve">ب0,2% ‏ و</w:t>
+      </w:r>
+      <w:r>
+        <w:t xml:space="preserve"> </w:t>
+      </w:r>
+      <w:r>
+        <w:rPr>
+          <w:b/>
+          <w:bCs/>
+        </w:rPr>
+        <w:t xml:space="preserve">السكن، والمياه، والغاز، والكهرباء، وأنواع الوقود الأخرى</w:t>
+      </w:r>
+      <w:r>
+        <w:t xml:space="preserve"> </w:t>
+      </w:r>
+      <w:r>
+        <w:t xml:space="preserve">و</w:t>
+      </w:r>
+      <w:r>
+        <w:t xml:space="preserve"> </w:t>
+      </w:r>
+      <w:r>
+        <w:rPr>
+          <w:b/>
+          <w:bCs/>
+        </w:rPr>
+        <w:t xml:space="preserve">صحة</w:t>
+      </w:r>
+      <w:r>
+        <w:t xml:space="preserve">ب0,1% ‏ .</w:t>
+      </w:r>
+    </w:p>
+    <w:p>
+      <w:pPr>
+        <w:pStyle w:val="ipccorps"/>
+      </w:pPr>
+      <w:r>
+        <w:rPr>
+          <w:b/>
+          <w:bCs/>
+        </w:rPr>
+        <w:t xml:space="preserve">على المستوى السنوي،</w:t>
+      </w:r>
+      <w:r>
+        <w:t xml:space="preserve">انخفض الرقم الاستدلالي للمواد الغذائية</w:t>
+      </w:r>
+      <w:r>
+        <w:t xml:space="preserve"> </w:t>
+      </w:r>
+      <w:r>
+        <w:t xml:space="preserve">ب -1.5% في نونبر 2025 مقارنة بنظيره من السنة الماضية،ويعزى ذلك إلى تراجع أثمان المواد المكونة للمجموعات التالية:</w:t>
+      </w:r>
+      <w:r>
+        <w:t xml:space="preserve"> </w:t>
+      </w:r>
+      <w:r>
+        <w:rPr>
+          <w:b/>
+          <w:bCs/>
+        </w:rPr>
+        <w:t xml:space="preserve">الزيوت والدهون</w:t>
+      </w:r>
+      <w:r>
+        <w:t xml:space="preserve">ب21,3% ‏،</w:t>
+      </w:r>
+      <w:r>
+        <w:t xml:space="preserve"> </w:t>
+      </w:r>
+      <w:r>
+        <w:rPr>
+          <w:b/>
+          <w:bCs/>
+        </w:rPr>
+        <w:t xml:space="preserve">الحليب والجبن والبيض</w:t>
+      </w:r>
+      <w:r>
+        <w:t xml:space="preserve">ب3,1% ‏،</w:t>
+      </w:r>
+      <w:r>
+        <w:t xml:space="preserve"> </w:t>
+      </w:r>
+      <w:r>
+        <w:rPr>
+          <w:b/>
+          <w:bCs/>
+        </w:rPr>
+        <w:t xml:space="preserve">اللحم</w:t>
+      </w:r>
+      <w:r>
+        <w:t xml:space="preserve">ب2,5% ‏ و</w:t>
+      </w:r>
+      <w:r>
+        <w:t xml:space="preserve"> </w:t>
+      </w:r>
+      <w:r>
+        <w:rPr>
+          <w:b/>
+          <w:bCs/>
+        </w:rPr>
+        <w:t xml:space="preserve">مواد غذائية غير مصنفة في مكان آخر</w:t>
+      </w:r>
+      <w:r>
+        <w:t xml:space="preserve">ب0,2% ‏. وعلى الرغم من الارتفاعات المسجلة في أثمان المواد</w:t>
+      </w:r>
+      <w:r>
+        <w:t xml:space="preserve"> </w:t>
+      </w:r>
+      <w:r>
+        <w:t xml:space="preserve">المكونة للمجموعات التالية:</w:t>
+      </w:r>
+      <w:r>
+        <w:t xml:space="preserve"> </w:t>
+      </w:r>
+      <w:r>
+        <w:rPr>
+          <w:b/>
+          <w:bCs/>
+        </w:rPr>
+        <w:t xml:space="preserve">الأسماك والمأكولات البحرية</w:t>
+      </w:r>
+      <w:r>
+        <w:t xml:space="preserve">ب5,5% ‏،</w:t>
+      </w:r>
+      <w:r>
+        <w:t xml:space="preserve"> </w:t>
+      </w:r>
+      <w:r>
+        <w:rPr>
+          <w:b/>
+          <w:bCs/>
+        </w:rPr>
+        <w:t xml:space="preserve">الفواكه</w:t>
+      </w:r>
+      <w:r>
+        <w:t xml:space="preserve">ب5,3% ‏،</w:t>
+      </w:r>
+      <w:r>
+        <w:t xml:space="preserve"> </w:t>
+      </w:r>
+      <w:r>
+        <w:rPr>
+          <w:b/>
+          <w:bCs/>
+        </w:rPr>
+        <w:t xml:space="preserve">التبغ</w:t>
+      </w:r>
+      <w:r>
+        <w:t xml:space="preserve">ب4,0% ‏،</w:t>
+      </w:r>
+      <w:r>
+        <w:t xml:space="preserve"> </w:t>
+      </w:r>
+      <w:r>
+        <w:rPr>
+          <w:b/>
+          <w:bCs/>
+        </w:rPr>
+        <w:t xml:space="preserve">الخبز والحبوب</w:t>
+      </w:r>
+      <w:r>
+        <w:t xml:space="preserve">ب2,8% ‏،</w:t>
+      </w:r>
+      <w:r>
+        <w:t xml:space="preserve"> </w:t>
+      </w:r>
+      <w:r>
+        <w:rPr>
+          <w:b/>
+          <w:bCs/>
+        </w:rPr>
+        <w:t xml:space="preserve">الخضراوات</w:t>
+      </w:r>
+      <w:r>
+        <w:t xml:space="preserve">ب1,1% ‏،</w:t>
+      </w:r>
+      <w:r>
+        <w:t xml:space="preserve"> </w:t>
+      </w:r>
+      <w:r>
+        <w:rPr>
+          <w:b/>
+          <w:bCs/>
+        </w:rPr>
+        <w:t xml:space="preserve">السكر، والمربى، والعسل، والشوكولاتة، والحلويات</w:t>
+      </w:r>
+      <w:r>
+        <w:t xml:space="preserve">ب0,7% ‏،</w:t>
+      </w:r>
+      <w:r>
+        <w:t xml:space="preserve"> </w:t>
+      </w:r>
+      <w:r>
+        <w:rPr>
+          <w:b/>
+          <w:bCs/>
+        </w:rPr>
+        <w:t xml:space="preserve">مقهى، شاي وكاكاو</w:t>
+      </w:r>
+      <w:r>
+        <w:t xml:space="preserve">ب0,6% ‏ و</w:t>
       </w:r>
       <w:r>
         <w:t xml:space="preserve"> </w:t>
@@ -186,7 +539,161 @@
         <w:t xml:space="preserve">المياه المعدنية، والمشروبات الغازية، وعصائر الفاكهة والخضراوات (بدون تاريخ)</w:t>
       </w:r>
       <w:r>
-        <w:t xml:space="preserve">ب0,2% ‏ و</w:t>
+        <w:t xml:space="preserve">ب0,2% ‏ و كذا</w:t>
+      </w:r>
+      <w:r>
+        <w:t xml:space="preserve"> </w:t>
+      </w:r>
+      <w:r>
+        <w:t xml:space="preserve">استقرار أثمان NA فإن ذلك لم يؤثر على التطور</w:t>
+      </w:r>
+      <w:r>
+        <w:t xml:space="preserve"> </w:t>
+      </w:r>
+      <w:r>
+        <w:t xml:space="preserve">العام. ارتفع الرقم الاستدلالي للمواد الغذائية</w:t>
+      </w:r>
+      <w:r>
+        <w:t xml:space="preserve"> </w:t>
+      </w:r>
+      <w:r>
+        <w:t xml:space="preserve">ب -1.5% في نونبر 2025 مقارنة بنظيره من السنة الماضية،ويعزى ذلك إلى زيادة أثمان المواد المكونة للمجموعات التالية:</w:t>
+      </w:r>
+      <w:r>
+        <w:t xml:space="preserve"> </w:t>
+      </w:r>
+      <w:r>
+        <w:rPr>
+          <w:b/>
+          <w:bCs/>
+        </w:rPr>
+        <w:t xml:space="preserve">الأسماك والمأكولات البحرية</w:t>
+      </w:r>
+      <w:r>
+        <w:t xml:space="preserve">ب5,5% ‏،</w:t>
+      </w:r>
+      <w:r>
+        <w:t xml:space="preserve"> </w:t>
+      </w:r>
+      <w:r>
+        <w:rPr>
+          <w:b/>
+          <w:bCs/>
+        </w:rPr>
+        <w:t xml:space="preserve">الفواكه</w:t>
+      </w:r>
+      <w:r>
+        <w:t xml:space="preserve">ب5,3% ‏،</w:t>
+      </w:r>
+      <w:r>
+        <w:t xml:space="preserve"> </w:t>
+      </w:r>
+      <w:r>
+        <w:rPr>
+          <w:b/>
+          <w:bCs/>
+        </w:rPr>
+        <w:t xml:space="preserve">التبغ</w:t>
+      </w:r>
+      <w:r>
+        <w:t xml:space="preserve">ب4,0% ‏،</w:t>
+      </w:r>
+      <w:r>
+        <w:t xml:space="preserve"> </w:t>
+      </w:r>
+      <w:r>
+        <w:rPr>
+          <w:b/>
+          <w:bCs/>
+        </w:rPr>
+        <w:t xml:space="preserve">الخبز والحبوب</w:t>
+      </w:r>
+      <w:r>
+        <w:t xml:space="preserve">ب2,8% ‏،</w:t>
+      </w:r>
+      <w:r>
+        <w:t xml:space="preserve"> </w:t>
+      </w:r>
+      <w:r>
+        <w:rPr>
+          <w:b/>
+          <w:bCs/>
+        </w:rPr>
+        <w:t xml:space="preserve">الخضراوات</w:t>
+      </w:r>
+      <w:r>
+        <w:t xml:space="preserve">ب1,1% ‏،</w:t>
+      </w:r>
+      <w:r>
+        <w:t xml:space="preserve"> </w:t>
+      </w:r>
+      <w:r>
+        <w:rPr>
+          <w:b/>
+          <w:bCs/>
+        </w:rPr>
+        <w:t xml:space="preserve">السكر، والمربى، والعسل، والشوكولاتة، والحلويات</w:t>
+      </w:r>
+      <w:r>
+        <w:t xml:space="preserve">ب0,7% ‏،</w:t>
+      </w:r>
+      <w:r>
+        <w:t xml:space="preserve"> </w:t>
+      </w:r>
+      <w:r>
+        <w:rPr>
+          <w:b/>
+          <w:bCs/>
+        </w:rPr>
+        <w:t xml:space="preserve">مقهى، شاي وكاكاو</w:t>
+      </w:r>
+      <w:r>
+        <w:t xml:space="preserve">ب0,6% ‏ و</w:t>
+      </w:r>
+      <w:r>
+        <w:t xml:space="preserve"> </w:t>
+      </w:r>
+      <w:r>
+        <w:rPr>
+          <w:b/>
+          <w:bCs/>
+        </w:rPr>
+        <w:t xml:space="preserve">المياه المعدنية، والمشروبات الغازية، وعصائر الفاكهة والخضراوات (بدون تاريخ)</w:t>
+      </w:r>
+      <w:r>
+        <w:t xml:space="preserve">ب0,2% ‏. وعلى الرغم من الانخفاضات المسجلة في أثمان المواد</w:t>
+      </w:r>
+      <w:r>
+        <w:t xml:space="preserve"> </w:t>
+      </w:r>
+      <w:r>
+        <w:t xml:space="preserve">المكونة للمجموعات التالية:</w:t>
+      </w:r>
+      <w:r>
+        <w:t xml:space="preserve"> </w:t>
+      </w:r>
+      <w:r>
+        <w:rPr>
+          <w:b/>
+          <w:bCs/>
+        </w:rPr>
+        <w:t xml:space="preserve">الزيوت والدهون</w:t>
+      </w:r>
+      <w:r>
+        <w:t xml:space="preserve">ب21,3% ‏،</w:t>
+      </w:r>
+      <w:r>
+        <w:t xml:space="preserve"> </w:t>
+      </w:r>
+      <w:r>
+        <w:rPr>
+          <w:b/>
+          <w:bCs/>
+        </w:rPr>
+        <w:t xml:space="preserve">الحليب والجبن والبيض</w:t>
+      </w:r>
+      <w:r>
+        <w:t xml:space="preserve">ب3,1% ‏،</w:t>
       </w:r>
       <w:r>
         <w:t xml:space="preserve"> </w:t>
@@ -199,7 +706,392 @@
         <w:t xml:space="preserve">اللحم</w:t>
       </w:r>
       <w:r>
-        <w:t xml:space="preserve">ب0,1% ‏</w:t>
+        <w:t xml:space="preserve">ب2,5% ‏ و</w:t>
+      </w:r>
+      <w:r>
+        <w:t xml:space="preserve"> </w:t>
+      </w:r>
+      <w:r>
+        <w:rPr>
+          <w:b/>
+          <w:bCs/>
+        </w:rPr>
+        <w:t xml:space="preserve">مواد غذائية غير مصنفة في مكان آخر</w:t>
+      </w:r>
+      <w:r>
+        <w:t xml:space="preserve">ب0,2% ‏ و كذا</w:t>
+      </w:r>
+      <w:r>
+        <w:t xml:space="preserve"> </w:t>
+      </w:r>
+      <w:r>
+        <w:t xml:space="preserve">استقرار أثمان NA فإن ذلك لم يؤثر على التطور</w:t>
+      </w:r>
+      <w:r>
+        <w:t xml:space="preserve"> </w:t>
+      </w:r>
+      <w:r>
+        <w:t xml:space="preserve">العام. ارتفع الرقم الاستدلالي للمواد الغذائية</w:t>
+      </w:r>
+      <w:r>
+        <w:t xml:space="preserve"> </w:t>
+      </w:r>
+      <w:r>
+        <w:t xml:space="preserve">ب -1.5% في نونبر 2025 مقارنة بنظيره من السنة الماضية،ويعزى ذلك إلى زيادة أثمان المواد المكونة للمجموعات التالية:</w:t>
+      </w:r>
+      <w:r>
+        <w:t xml:space="preserve"> </w:t>
+      </w:r>
+      <w:r>
+        <w:rPr>
+          <w:b/>
+          <w:bCs/>
+        </w:rPr>
+        <w:t xml:space="preserve">الأسماك والمأكولات البحرية</w:t>
+      </w:r>
+      <w:r>
+        <w:t xml:space="preserve">ب5,5% ‏،</w:t>
+      </w:r>
+      <w:r>
+        <w:t xml:space="preserve"> </w:t>
+      </w:r>
+      <w:r>
+        <w:rPr>
+          <w:b/>
+          <w:bCs/>
+        </w:rPr>
+        <w:t xml:space="preserve">الفواكه</w:t>
+      </w:r>
+      <w:r>
+        <w:t xml:space="preserve">ب5,3% ‏،</w:t>
+      </w:r>
+      <w:r>
+        <w:t xml:space="preserve"> </w:t>
+      </w:r>
+      <w:r>
+        <w:rPr>
+          <w:b/>
+          <w:bCs/>
+        </w:rPr>
+        <w:t xml:space="preserve">التبغ</w:t>
+      </w:r>
+      <w:r>
+        <w:t xml:space="preserve">ب4,0% ‏،</w:t>
+      </w:r>
+      <w:r>
+        <w:t xml:space="preserve"> </w:t>
+      </w:r>
+      <w:r>
+        <w:rPr>
+          <w:b/>
+          <w:bCs/>
+        </w:rPr>
+        <w:t xml:space="preserve">الخبز والحبوب</w:t>
+      </w:r>
+      <w:r>
+        <w:t xml:space="preserve">ب2,8% ‏،</w:t>
+      </w:r>
+      <w:r>
+        <w:t xml:space="preserve"> </w:t>
+      </w:r>
+      <w:r>
+        <w:rPr>
+          <w:b/>
+          <w:bCs/>
+        </w:rPr>
+        <w:t xml:space="preserve">الخضراوات</w:t>
+      </w:r>
+      <w:r>
+        <w:t xml:space="preserve">ب1,1% ‏،</w:t>
+      </w:r>
+      <w:r>
+        <w:t xml:space="preserve"> </w:t>
+      </w:r>
+      <w:r>
+        <w:rPr>
+          <w:b/>
+          <w:bCs/>
+        </w:rPr>
+        <w:t xml:space="preserve">السكر، والمربى، والعسل، والشوكولاتة، والحلويات</w:t>
+      </w:r>
+      <w:r>
+        <w:t xml:space="preserve">ب0,7% ‏،</w:t>
+      </w:r>
+      <w:r>
+        <w:t xml:space="preserve"> </w:t>
+      </w:r>
+      <w:r>
+        <w:rPr>
+          <w:b/>
+          <w:bCs/>
+        </w:rPr>
+        <w:t xml:space="preserve">مقهى، شاي وكاكاو</w:t>
+      </w:r>
+      <w:r>
+        <w:t xml:space="preserve">ب0,6% ‏ و</w:t>
+      </w:r>
+      <w:r>
+        <w:t xml:space="preserve"> </w:t>
+      </w:r>
+      <w:r>
+        <w:rPr>
+          <w:b/>
+          <w:bCs/>
+        </w:rPr>
+        <w:t xml:space="preserve">المياه المعدنية، والمشروبات الغازية، وعصائر الفاكهة والخضراوات (بدون تاريخ)</w:t>
+      </w:r>
+      <w:r>
+        <w:t xml:space="preserve">ب0,2% ‏. وعلى الرغم من الانخفاضات المسجلة في أثمان المواد</w:t>
+      </w:r>
+      <w:r>
+        <w:t xml:space="preserve"> </w:t>
+      </w:r>
+      <w:r>
+        <w:t xml:space="preserve">المكونة للمجموعات التالية:</w:t>
+      </w:r>
+      <w:r>
+        <w:t xml:space="preserve"> </w:t>
+      </w:r>
+      <w:r>
+        <w:rPr>
+          <w:b/>
+          <w:bCs/>
+        </w:rPr>
+        <w:t xml:space="preserve">الزيوت والدهون</w:t>
+      </w:r>
+      <w:r>
+        <w:t xml:space="preserve">ب21,3% ‏،</w:t>
+      </w:r>
+      <w:r>
+        <w:t xml:space="preserve"> </w:t>
+      </w:r>
+      <w:r>
+        <w:rPr>
+          <w:b/>
+          <w:bCs/>
+        </w:rPr>
+        <w:t xml:space="preserve">الحليب والجبن والبيض</w:t>
+      </w:r>
+      <w:r>
+        <w:t xml:space="preserve">ب3,1% ‏،</w:t>
+      </w:r>
+      <w:r>
+        <w:t xml:space="preserve"> </w:t>
+      </w:r>
+      <w:r>
+        <w:rPr>
+          <w:b/>
+          <w:bCs/>
+        </w:rPr>
+        <w:t xml:space="preserve">اللحم</w:t>
+      </w:r>
+      <w:r>
+        <w:t xml:space="preserve">ب2,5% ‏ و</w:t>
+      </w:r>
+      <w:r>
+        <w:t xml:space="preserve"> </w:t>
+      </w:r>
+      <w:r>
+        <w:rPr>
+          <w:b/>
+          <w:bCs/>
+        </w:rPr>
+        <w:t xml:space="preserve">مواد غذائية غير مصنفة في مكان آخر</w:t>
+      </w:r>
+      <w:r>
+        <w:t xml:space="preserve">ب0,2% ‏ و كذا</w:t>
+      </w:r>
+      <w:r>
+        <w:t xml:space="preserve"> </w:t>
+      </w:r>
+      <w:r>
+        <w:t xml:space="preserve">استقرار أثمان NA فإن ذلك لم يؤثر على التطور</w:t>
+      </w:r>
+      <w:r>
+        <w:t xml:space="preserve"> </w:t>
+      </w:r>
+      <w:r>
+        <w:t xml:space="preserve">العام. ارتفع الرقم الاستدلالي للمواد الغذائية</w:t>
+      </w:r>
+      <w:r>
+        <w:t xml:space="preserve"> </w:t>
+      </w:r>
+      <w:r>
+        <w:t xml:space="preserve">ب -1.5% في نونبر 2025 مقارنة بنظيره من السنة الماضية،ويعزى ذلك إلى زيادة أثمان المواد المكونة للمجموعات التالية:</w:t>
+      </w:r>
+      <w:r>
+        <w:t xml:space="preserve"> </w:t>
+      </w:r>
+      <w:r>
+        <w:rPr>
+          <w:b/>
+          <w:bCs/>
+        </w:rPr>
+        <w:t xml:space="preserve">الأسماك والمأكولات البحرية</w:t>
+      </w:r>
+      <w:r>
+        <w:t xml:space="preserve">ب5,5% ‏،</w:t>
+      </w:r>
+      <w:r>
+        <w:t xml:space="preserve"> </w:t>
+      </w:r>
+      <w:r>
+        <w:rPr>
+          <w:b/>
+          <w:bCs/>
+        </w:rPr>
+        <w:t xml:space="preserve">الفواكه</w:t>
+      </w:r>
+      <w:r>
+        <w:t xml:space="preserve">ب5,3% ‏،</w:t>
+      </w:r>
+      <w:r>
+        <w:t xml:space="preserve"> </w:t>
+      </w:r>
+      <w:r>
+        <w:rPr>
+          <w:b/>
+          <w:bCs/>
+        </w:rPr>
+        <w:t xml:space="preserve">التبغ</w:t>
+      </w:r>
+      <w:r>
+        <w:t xml:space="preserve">ب4,0% ‏،</w:t>
+      </w:r>
+      <w:r>
+        <w:t xml:space="preserve"> </w:t>
+      </w:r>
+      <w:r>
+        <w:rPr>
+          <w:b/>
+          <w:bCs/>
+        </w:rPr>
+        <w:t xml:space="preserve">الخبز والحبوب</w:t>
+      </w:r>
+      <w:r>
+        <w:t xml:space="preserve">ب2,8% ‏،</w:t>
+      </w:r>
+      <w:r>
+        <w:t xml:space="preserve"> </w:t>
+      </w:r>
+      <w:r>
+        <w:rPr>
+          <w:b/>
+          <w:bCs/>
+        </w:rPr>
+        <w:t xml:space="preserve">الخضراوات</w:t>
+      </w:r>
+      <w:r>
+        <w:t xml:space="preserve">ب1,1% ‏،</w:t>
+      </w:r>
+      <w:r>
+        <w:t xml:space="preserve"> </w:t>
+      </w:r>
+      <w:r>
+        <w:rPr>
+          <w:b/>
+          <w:bCs/>
+        </w:rPr>
+        <w:t xml:space="preserve">السكر، والمربى، والعسل، والشوكولاتة، والحلويات</w:t>
+      </w:r>
+      <w:r>
+        <w:t xml:space="preserve">ب0,7% ‏،</w:t>
+      </w:r>
+      <w:r>
+        <w:t xml:space="preserve"> </w:t>
+      </w:r>
+      <w:r>
+        <w:rPr>
+          <w:b/>
+          <w:bCs/>
+        </w:rPr>
+        <w:t xml:space="preserve">مقهى، شاي وكاكاو</w:t>
+      </w:r>
+      <w:r>
+        <w:t xml:space="preserve">ب0,6% ‏ و</w:t>
+      </w:r>
+      <w:r>
+        <w:t xml:space="preserve"> </w:t>
+      </w:r>
+      <w:r>
+        <w:rPr>
+          <w:b/>
+          <w:bCs/>
+        </w:rPr>
+        <w:t xml:space="preserve">المياه المعدنية، والمشروبات الغازية، وعصائر الفاكهة والخضراوات (بدون تاريخ)</w:t>
+      </w:r>
+      <w:r>
+        <w:t xml:space="preserve">ب0,2% ‏. وعلى الرغم من الانخفاضات المسجلة في أثمان المواد</w:t>
+      </w:r>
+      <w:r>
+        <w:t xml:space="preserve"> </w:t>
+      </w:r>
+      <w:r>
+        <w:t xml:space="preserve">المكونة للمجموعات التالية:</w:t>
+      </w:r>
+      <w:r>
+        <w:t xml:space="preserve"> </w:t>
+      </w:r>
+      <w:r>
+        <w:rPr>
+          <w:b/>
+          <w:bCs/>
+        </w:rPr>
+        <w:t xml:space="preserve">الزيوت والدهون</w:t>
+      </w:r>
+      <w:r>
+        <w:t xml:space="preserve">ب21,3% ‏،</w:t>
+      </w:r>
+      <w:r>
+        <w:t xml:space="preserve"> </w:t>
+      </w:r>
+      <w:r>
+        <w:rPr>
+          <w:b/>
+          <w:bCs/>
+        </w:rPr>
+        <w:t xml:space="preserve">الحليب والجبن والبيض</w:t>
+      </w:r>
+      <w:r>
+        <w:t xml:space="preserve">ب3,1% ‏،</w:t>
+      </w:r>
+      <w:r>
+        <w:t xml:space="preserve"> </w:t>
+      </w:r>
+      <w:r>
+        <w:rPr>
+          <w:b/>
+          <w:bCs/>
+        </w:rPr>
+        <w:t xml:space="preserve">اللحم</w:t>
+      </w:r>
+      <w:r>
+        <w:t xml:space="preserve">ب2,5% ‏ و</w:t>
+      </w:r>
+      <w:r>
+        <w:t xml:space="preserve"> </w:t>
+      </w:r>
+      <w:r>
+        <w:rPr>
+          <w:b/>
+          <w:bCs/>
+        </w:rPr>
+        <w:t xml:space="preserve">مواد غذائية غير مصنفة في مكان آخر</w:t>
+      </w:r>
+      <w:r>
+        <w:t xml:space="preserve">ب0,2% ‏ و كذا</w:t>
+      </w:r>
+      <w:r>
+        <w:t xml:space="preserve"> </w:t>
+      </w:r>
+      <w:r>
+        <w:t xml:space="preserve">استقرار أثمان NA فإن ذلك لم يؤثر على التطور</w:t>
+      </w:r>
+      <w:r>
+        <w:t xml:space="preserve"> </w:t>
+      </w:r>
+      <w:r>
+        <w:t xml:space="preserve">العام.</w:t>
       </w:r>
     </w:p>
     <w:p>
@@ -207,7 +1099,7 @@
         <w:pStyle w:val="ipccorps"/>
       </w:pPr>
       <w:r>
-        <w:t xml:space="preserve">انخفض التغير الشهري للرقم الاستدلالي للمواد غير الغذائية ب ( abs(evol_non_alim_1mois) % ) جراء انخفاض أثمان الأقسام التالية:</w:t>
+        <w:t xml:space="preserve">في حين، سجل التغير السنوي لمؤشر المواد غير الغذائية ارتفاعا ب 2.7 %، نتيجة التباين بين أقسامه حيث انخفض قسم</w:t>
       </w:r>
       <w:r>
         <w:t xml:space="preserve"> </w:t>
@@ -217,10 +1109,42 @@
           <w:b/>
           <w:bCs/>
         </w:rPr>
-        <w:t xml:space="preserve">مواصلات</w:t>
-      </w:r>
-      <w:r>
-        <w:t xml:space="preserve">ب1,4% ‏ .</w:t>
+        <w:t xml:space="preserve">الاتصالات</w:t>
+      </w:r>
+      <w:r>
+        <w:t xml:space="preserve">ب2,2% ‏ بينما ارتفع</w:t>
+      </w:r>
+      <w:r>
+        <w:t xml:space="preserve"> </w:t>
+      </w:r>
+      <w:r>
+        <w:rPr>
+          <w:b/>
+          <w:bCs/>
+        </w:rPr>
+        <w:t xml:space="preserve">سلع وخدمات متنوعة</w:t>
+      </w:r>
+      <w:r>
+        <w:t xml:space="preserve">ب10,9% ‏</w:t>
+      </w:r>
+    </w:p>
+    <w:p>
+      <w:pPr>
+        <w:pStyle w:val="ipctitre0"/>
+      </w:pPr>
+      <w:r>
+        <w:t xml:space="preserve">1- تطور معدل التغير السنوي (%) للرقم الاستدلالي للأثمان عند الاستهلاك لشهر يونيو</w:t>
+      </w:r>
+    </w:p>
+    <w:p>
+      <w:pPr>
+        <w:pStyle w:val="SourceCode"/>
+      </w:pPr>
+      <w:r>
+        <w:rPr>
+          <w:rStyle w:val="VerbatimChar"/>
+        </w:rPr>
+        <w:t xml:space="preserve">../../Rapports_mensuels/Mois2026_06/Graphique_variation_annuelle2026_06_Ville10_ar.png</w:t>
       </w:r>
     </w:p>
     <w:p>
@@ -228,210 +1152,32 @@
         <w:pStyle w:val="ipccorps"/>
       </w:pPr>
       <w:r>
+        <w:t xml:space="preserve">في يونيو 2026 ارتفع الرقم الاستدلالي للأثمان عند الاستهلاك</w:t>
+      </w:r>
+      <w:r>
+        <w:t xml:space="preserve"> </w:t>
+      </w:r>
+      <w:r>
+        <w:t xml:space="preserve">ب 1 % مقارنة بشهر يونيو 2025</w:t>
+      </w:r>
+    </w:p>
+    <w:p>
+      <w:pPr>
+        <w:pStyle w:val="ipctitre0"/>
+      </w:pPr>
+      <w:r>
+        <w:t xml:space="preserve">2- تطور معدل التغير السنوي (%) للرقم الاستدلالي للأثمان عند الاستهلاك لشهر يونيو</w:t>
+      </w:r>
+    </w:p>
+    <w:p>
+      <w:pPr>
+        <w:pStyle w:val="SourceCode"/>
+      </w:pPr>
+      <w:r>
         <w:rPr>
-          <w:b/>
-          <w:bCs/>
+          <w:rStyle w:val="VerbatimChar"/>
         </w:rPr>
-        <w:t xml:space="preserve">على المستوى السنوي،</w:t>
-      </w:r>
-      <w:r>
-        <w:t xml:space="preserve">انخفض الرقم الاستدلالي للمواد الغذائية</w:t>
-      </w:r>
-      <w:r>
-        <w:t xml:space="preserve"> </w:t>
-      </w:r>
-      <w:r>
-        <w:t xml:space="preserve">ب -1.5% في نونبر 2025 مقارنة بنظيره من السنة الماضية،ويعزى ذلك إلى تراجع أثمان المواد المكونة للمجموعات التالية:</w:t>
-      </w:r>
-      <w:r>
-        <w:t xml:space="preserve"> </w:t>
-      </w:r>
-      <w:r>
-        <w:rPr>
-          <w:b/>
-          <w:bCs/>
-        </w:rPr>
-        <w:t xml:space="preserve">الزيوت والدهون</w:t>
-      </w:r>
-      <w:r>
-        <w:t xml:space="preserve">ب21,3% ‏،</w:t>
-      </w:r>
-      <w:r>
-        <w:t xml:space="preserve"> </w:t>
-      </w:r>
-      <w:r>
-        <w:rPr>
-          <w:b/>
-          <w:bCs/>
-        </w:rPr>
-        <w:t xml:space="preserve">الحليب والجبن والبيض</w:t>
-      </w:r>
-      <w:r>
-        <w:t xml:space="preserve">ب3,1% ‏،</w:t>
-      </w:r>
-      <w:r>
-        <w:t xml:space="preserve"> </w:t>
-      </w:r>
-      <w:r>
-        <w:rPr>
-          <w:b/>
-          <w:bCs/>
-        </w:rPr>
-        <w:t xml:space="preserve">اللحم</w:t>
-      </w:r>
-      <w:r>
-        <w:t xml:space="preserve">ب2,5% ‏ و</w:t>
-      </w:r>
-      <w:r>
-        <w:t xml:space="preserve"> </w:t>
-      </w:r>
-      <w:r>
-        <w:rPr>
-          <w:b/>
-          <w:bCs/>
-        </w:rPr>
-        <w:t xml:space="preserve">مواد غذائية غير مصنفة في مكان آخر</w:t>
-      </w:r>
-      <w:r>
-        <w:t xml:space="preserve">ب0,2% ‏. وعلى الرغم من الارتفاعات المسجلة في أثمان المواد</w:t>
-      </w:r>
-      <w:r>
-        <w:t xml:space="preserve"> </w:t>
-      </w:r>
-      <w:r>
-        <w:t xml:space="preserve">المكونة للمجموعات التالية:</w:t>
-      </w:r>
-      <w:r>
-        <w:t xml:space="preserve"> </w:t>
-      </w:r>
-      <w:r>
-        <w:rPr>
-          <w:b/>
-          <w:bCs/>
-        </w:rPr>
-        <w:t xml:space="preserve">الأسماك والمأكولات البحرية</w:t>
-      </w:r>
-      <w:r>
-        <w:t xml:space="preserve">ب5,5% ‏،</w:t>
-      </w:r>
-      <w:r>
-        <w:t xml:space="preserve"> </w:t>
-      </w:r>
-      <w:r>
-        <w:rPr>
-          <w:b/>
-          <w:bCs/>
-        </w:rPr>
-        <w:t xml:space="preserve">الفواكه</w:t>
-      </w:r>
-      <w:r>
-        <w:t xml:space="preserve">ب5,3% ‏،</w:t>
-      </w:r>
-      <w:r>
-        <w:t xml:space="preserve"> </w:t>
-      </w:r>
-      <w:r>
-        <w:rPr>
-          <w:b/>
-          <w:bCs/>
-        </w:rPr>
-        <w:t xml:space="preserve">التبغ</w:t>
-      </w:r>
-      <w:r>
-        <w:t xml:space="preserve">ب4,0% ‏،</w:t>
-      </w:r>
-      <w:r>
-        <w:t xml:space="preserve"> </w:t>
-      </w:r>
-      <w:r>
-        <w:rPr>
-          <w:b/>
-          <w:bCs/>
-        </w:rPr>
-        <w:t xml:space="preserve">الخبز والحبوب</w:t>
-      </w:r>
-      <w:r>
-        <w:t xml:space="preserve"> </w:t>
-      </w:r>
-      <w:r>
-        <w:t xml:space="preserve">و</w:t>
-      </w:r>
-      <w:r>
-        <w:t xml:space="preserve"> </w:t>
-      </w:r>
-      <w:r>
-        <w:rPr>
-          <w:b/>
-          <w:bCs/>
-        </w:rPr>
-        <w:t xml:space="preserve">خدمات تقديم الطعام</w:t>
-      </w:r>
-      <w:r>
-        <w:t xml:space="preserve">ب2,8% ‏،</w:t>
-      </w:r>
-      <w:r>
-        <w:t xml:space="preserve"> </w:t>
-      </w:r>
-      <w:r>
-        <w:rPr>
-          <w:b/>
-          <w:bCs/>
-        </w:rPr>
-        <w:t xml:space="preserve">الخضراوات</w:t>
-      </w:r>
-      <w:r>
-        <w:t xml:space="preserve">ب1,1% ‏،</w:t>
-      </w:r>
-      <w:r>
-        <w:t xml:space="preserve"> </w:t>
-      </w:r>
-      <w:r>
-        <w:rPr>
-          <w:b/>
-          <w:bCs/>
-        </w:rPr>
-        <w:t xml:space="preserve">السكر، والمربى، والعسل، والشوكولاتة، والحلويات</w:t>
-      </w:r>
-      <w:r>
-        <w:t xml:space="preserve">ب0,7% ‏،</w:t>
-      </w:r>
-      <w:r>
-        <w:t xml:space="preserve"> </w:t>
-      </w:r>
-      <w:r>
-        <w:rPr>
-          <w:b/>
-          <w:bCs/>
-        </w:rPr>
-        <w:t xml:space="preserve">مقهى، شاي وكاكاو</w:t>
-      </w:r>
-      <w:r>
-        <w:t xml:space="preserve">ب0,6% ‏ و</w:t>
-      </w:r>
-      <w:r>
-        <w:t xml:space="preserve"> </w:t>
-      </w:r>
-      <w:r>
-        <w:rPr>
-          <w:b/>
-          <w:bCs/>
-        </w:rPr>
-        <w:t xml:space="preserve">المياه المعدنية، والمشروبات الغازية، وعصائر الفاكهة والخضراوات (بدون تاريخ)</w:t>
-      </w:r>
-      <w:r>
-        <w:t xml:space="preserve">ب0,2% ‏ و كذا</w:t>
-      </w:r>
-      <w:r>
-        <w:t xml:space="preserve"> </w:t>
-      </w:r>
-      <w:r>
-        <w:t xml:space="preserve">استقرار أثمان NA فإن ذلك لم يؤثر على التطور</w:t>
-      </w:r>
-      <w:r>
-        <w:t xml:space="preserve"> </w:t>
-      </w:r>
-      <w:r>
-        <w:t xml:space="preserve">العام.</w:t>
+        <w:t xml:space="preserve">../../Rapports_mensuels/Mois2026_06/Graphique_variation_mensuelle2026_06_Ville10_ar.png</w:t>
       </w:r>
     </w:p>
     <w:p>
@@ -439,92 +1185,6 @@
         <w:pStyle w:val="ipccorps"/>
       </w:pPr>
       <w:r>
-        <w:t xml:space="preserve">في حين، سجل التغير السنوي لمؤشر المواد غير الغذائية ارتفاعا ب 2.7 %، نتيجة التباين بين أقسامه حيث انخفض قسم</w:t>
-      </w:r>
-      <w:r>
-        <w:t xml:space="preserve"> </w:t>
-      </w:r>
-      <w:r>
-        <w:rPr>
-          <w:b/>
-          <w:bCs/>
-        </w:rPr>
-        <w:t xml:space="preserve">الاتصالات</w:t>
-      </w:r>
-      <w:r>
-        <w:t xml:space="preserve">ب2,2% ‏ بينما ارتفع</w:t>
-      </w:r>
-      <w:r>
-        <w:t xml:space="preserve"> </w:t>
-      </w:r>
-      <w:r>
-        <w:rPr>
-          <w:b/>
-          <w:bCs/>
-        </w:rPr>
-        <w:t xml:space="preserve">سلع وخدمات متنوعة</w:t>
-      </w:r>
-      <w:r>
-        <w:t xml:space="preserve">ب10,9% ‏</w:t>
-      </w:r>
-    </w:p>
-    <w:p>
-      <w:pPr>
-        <w:pStyle w:val="ipctitre0"/>
-      </w:pPr>
-      <w:r>
-        <w:t xml:space="preserve">1- تطور معدل التغير السنوي (%) للرقم الاستدلالي للأثمان عند الاستهلاك لشهر يونيو</w:t>
-      </w:r>
-    </w:p>
-    <w:p>
-      <w:pPr>
-        <w:pStyle w:val="SourceCode"/>
-      </w:pPr>
-      <w:r>
-        <w:rPr>
-          <w:rStyle w:val="VerbatimChar"/>
-        </w:rPr>
-        <w:t xml:space="preserve">../../Rapports_mensuels/Mois2026_06/Graphique_variation_annuelle2026_06_Ville10_ar.png</w:t>
-      </w:r>
-    </w:p>
-    <w:p>
-      <w:pPr>
-        <w:pStyle w:val="ipccorps"/>
-      </w:pPr>
-      <w:r>
-        <w:t xml:space="preserve">في يونيو 2026 ارتفع الرقم الاستدلالي للأثمان عند الاستهلاك</w:t>
-      </w:r>
-      <w:r>
-        <w:t xml:space="preserve"> </w:t>
-      </w:r>
-      <w:r>
-        <w:t xml:space="preserve">ب 1 % مقارنة بشهر يونيو 2025</w:t>
-      </w:r>
-    </w:p>
-    <w:p>
-      <w:pPr>
-        <w:pStyle w:val="ipctitre0"/>
-      </w:pPr>
-      <w:r>
-        <w:t xml:space="preserve">2- تطور معدل التغير السنوي (%) للرقم الاستدلالي للأثمان عند الاستهلاك لشهر يونيو</w:t>
-      </w:r>
-    </w:p>
-    <w:p>
-      <w:pPr>
-        <w:pStyle w:val="SourceCode"/>
-      </w:pPr>
-      <w:r>
-        <w:rPr>
-          <w:rStyle w:val="VerbatimChar"/>
-        </w:rPr>
-        <w:t xml:space="preserve">../../Rapports_mensuels/Mois2026_06/Graphique_variation_mensuelle2026_06_Ville10_ar.png</w:t>
-      </w:r>
-    </w:p>
-    <w:p>
-      <w:pPr>
-        <w:pStyle w:val="ipccorps"/>
-      </w:pPr>
-      <w:r>
         <w:t xml:space="preserve">في يونيو 2026 انخفظ الرقم الاستدلالي للأثمان عند الاستهلاك</w:t>
       </w:r>
       <w:r>
@@ -539,7 +1199,7 @@
         <w:pStyle w:val="ipcpara0"/>
       </w:pPr>
       <w:r>
-        <w:t xml:space="preserve">جدول 4: الرقم الاستدلالي للأثمان عند الاستهلاك لمدينة طنجة يونيو :2026 (أساس 2017:100)</w:t>
+        <w:t xml:space="preserve">جدول 2: الرقم الاستدلالي للأثمان عند الاستهلاك لمدينة طنجة يونيو :2026 (أساس 2017:100)</w:t>
       </w:r>
     </w:p>
     <w:tbl xmlns:w="http://schemas.openxmlformats.org/wordprocessingml/2006/main" xmlns:r="http://schemas.openxmlformats.org/officeDocument/2006/relationships" xmlns:w14="http://schemas.microsoft.com/office/word/2010/wordml" xmlns:wp="http://schemas.openxmlformats.org/drawingml/2006/wordprocessingDrawing" xmlns:a="http://schemas.openxmlformats.org/drawingml/2006/main" xmlns:pic="http://schemas.openxmlformats.org/drawingml/2006/picture">
